--- a/LAB4/11CNPM2-LAB4_1150080099-NguyenDangKhoa.docx
+++ b/LAB4/11CNPM2-LAB4_1150080099-NguyenDangKhoa.docx
@@ -99,7 +99,7 @@
           <w:color w:val="000000"/>
           <w:sz w:val="24"/>
         </w:rPr>
-        <w:t>Link video thực hành: https://youtu.be/L0_UItYqaqA (hoặc link video cập nhật)</w:t>
+        <w:t>Link video thực hành: https://youtu.be/7dzlYyW29kQ</w:t>
       </w:r>
     </w:p>
     <w:p>
